--- a/templates/reference.sample.docx
+++ b/templates/reference.sample.docx
@@ -304,7 +304,7 @@
 </file>
 
 <file path=word/styles.xml><?xml version="1.0" encoding="utf-8"?>
-<ns0:styles xmlns:ns0="http://schemas.openxmlformats.org/wordprocessingml/2006/main" xmlns:ns1="http://schemas.openxmlformats.org/markup-compatibility/2006" ns1:Ignorable="w14">
+<ns0:styles xmlns:ns0="http://schemas.openxmlformats.org/wordprocessingml/2006/main" xmlns:ns1="http://schemas.openxmlformats.org/markup-compatibility/2006" xmlns:w14="http://schemas.microsoft.com/office/word/2010/wordml" ns1:Ignorable="w14">
   <ns0:docDefaults>
     <ns0:rPrDefault>
       <ns0:rPr>
